--- a/pr-preview/pr-324/chapters/defining-terms.docx
+++ b/pr-preview/pr-324/chapters/defining-terms.docx
@@ -15,7 +15,7 @@
         <w:pStyle w:val="Date"/>
       </w:pPr>
       <w:r>
-        <w:t xml:space="preserve">Last modified: 2026-10-22 15:04:49 (PDT)</w:t>
+        <w:t xml:space="preserve">Last modified: 2026-10-22 15:35:48 (PDT)</w:t>
       </w:r>
     </w:p>
     <w:p>

--- a/pr-preview/pr-324/chapters/defining-terms.docx
+++ b/pr-preview/pr-324/chapters/defining-terms.docx
@@ -15,7 +15,7 @@
         <w:pStyle w:val="Date"/>
       </w:pPr>
       <w:r>
-        <w:t xml:space="preserve">Last modified: 2026-10-22 15:35:48 (PDT)</w:t>
+        <w:t xml:space="preserve">Last modified: 2026-10-23 11:16:33 (PDT)</w:t>
       </w:r>
     </w:p>
     <w:p>
@@ -1508,6 +1508,327 @@
       </w:r>
       <w:r>
         <w:t xml:space="preserve">and hides that the model is a statement about the outcome’s distribution.</w:t>
+      </w:r>
+    </w:p>
+    <w:p>
+      <w:pPr>
+        <w:numPr>
+          <w:ilvl w:val="0"/>
+          <w:numId w:val="1001"/>
+        </w:numPr>
+      </w:pPr>
+      <w:r>
+        <w:rPr>
+          <w:b/>
+          <w:bCs/>
+        </w:rPr>
+        <w:t xml:space="preserve">Define a new symbol by its most direct, literal meaning, and derive its other forms:</w:t>
+      </w:r>
+      <w:r>
+        <w:t xml:space="preserve"> </w:t>
+      </w:r>
+      <w:r>
+        <w:t xml:space="preserve">Define a shorthand symbol directly from the objects it summarizes,</w:t>
+      </w:r>
+      <w:r>
+        <w:t xml:space="preserve"> </w:t>
+      </w:r>
+      <w:r>
+        <w:t xml:space="preserve">then prove any equivalent form as a result.</w:t>
+      </w:r>
+      <w:r>
+        <w:t xml:space="preserve"> </w:t>
+      </w:r>
+      <w:r>
+        <w:t xml:space="preserve">For example, with deviations</w:t>
+      </w:r>
+      <w:r>
+        <w:t xml:space="preserve"> </w:t>
+      </w:r>
+      <m:oMath>
+        <m:sSub>
+          <m:e>
+            <m:r>
+              <m:t>δ</m:t>
+            </m:r>
+          </m:e>
+          <m:sub>
+            <m:r>
+              <m:t>i</m:t>
+            </m:r>
+          </m:sub>
+        </m:sSub>
+        <m:box>
+          <m:boxPr>
+            <m:opEmu m:val="on"/>
+          </m:boxPr>
+          <m:e>
+            <m:r>
+              <m:rPr>
+                <m:sty m:val="p"/>
+              </m:rPr>
+              <m:t>:=</m:t>
+            </m:r>
+          </m:e>
+        </m:box>
+        <m:sSub>
+          <m:e>
+            <m:r>
+              <m:t>y</m:t>
+            </m:r>
+          </m:e>
+          <m:sub>
+            <m:r>
+              <m:t>i</m:t>
+            </m:r>
+          </m:sub>
+        </m:sSub>
+        <m:r>
+          <m:rPr>
+            <m:sty m:val="p"/>
+          </m:rPr>
+          <m:t>−</m:t>
+        </m:r>
+        <m:r>
+          <m:t>μ</m:t>
+        </m:r>
+      </m:oMath>
+      <w:r>
+        <w:t xml:space="preserve"> </w:t>
+      </w:r>
+      <w:r>
+        <w:t xml:space="preserve">from the population mean</w:t>
+      </w:r>
+      <w:r>
+        <w:t xml:space="preserve"> </w:t>
+      </w:r>
+      <m:oMath>
+        <m:r>
+          <m:t>μ</m:t>
+        </m:r>
+      </m:oMath>
+      <w:r>
+        <w:t xml:space="preserve">,</w:t>
+      </w:r>
+      <w:r>
+        <w:t xml:space="preserve"> </w:t>
+      </w:r>
+      <w:r>
+        <w:t xml:space="preserve">define the sample mean of the deviations as</w:t>
+      </w:r>
+    </w:p>
+    <w:p>
+      <w:pPr>
+        <w:pStyle w:val="BodyText"/>
+      </w:pPr>
+      <m:oMathPara>
+        <m:oMathParaPr>
+          <m:jc m:val="center"/>
+        </m:oMathParaPr>
+        <m:oMath>
+          <m:acc>
+            <m:accPr>
+              <m:chr m:val="‾"/>
+            </m:accPr>
+            <m:e>
+              <m:r>
+                <m:t>δ</m:t>
+              </m:r>
+            </m:e>
+          </m:acc>
+          <m:box>
+            <m:boxPr>
+              <m:opEmu m:val="on"/>
+            </m:boxPr>
+            <m:e>
+              <m:r>
+                <m:rPr>
+                  <m:sty m:val="p"/>
+                </m:rPr>
+                <m:t>:=</m:t>
+              </m:r>
+            </m:e>
+          </m:box>
+          <m:f>
+            <m:fPr>
+              <m:type m:val="bar"/>
+            </m:fPr>
+            <m:num>
+              <m:r>
+                <m:t>1</m:t>
+              </m:r>
+            </m:num>
+            <m:den>
+              <m:r>
+                <m:t>n</m:t>
+              </m:r>
+            </m:den>
+          </m:f>
+          <m:nary>
+            <m:naryPr>
+              <m:chr m:val="∑"/>
+              <m:limLoc m:val="undOvr"/>
+              <m:subHide m:val="off"/>
+              <m:supHide m:val="off"/>
+            </m:naryPr>
+            <m:sub>
+              <m:r>
+                <m:t>i</m:t>
+              </m:r>
+              <m:r>
+                <m:rPr>
+                  <m:sty m:val="p"/>
+                </m:rPr>
+                <m:t>=</m:t>
+              </m:r>
+              <m:r>
+                <m:t>1</m:t>
+              </m:r>
+            </m:sub>
+            <m:sup>
+              <m:r>
+                <m:t>n</m:t>
+              </m:r>
+            </m:sup>
+            <m:e>
+              <m:sSub>
+                <m:e>
+                  <m:r>
+                    <m:t>δ</m:t>
+                  </m:r>
+                </m:e>
+                <m:sub>
+                  <m:r>
+                    <m:t>i</m:t>
+                  </m:r>
+                </m:sub>
+              </m:sSub>
+            </m:e>
+          </m:nary>
+          <m:r>
+            <m:rPr>
+              <m:sty m:val="p"/>
+            </m:rPr>
+            <m:t>,</m:t>
+          </m:r>
+        </m:oMath>
+      </m:oMathPara>
+    </w:p>
+    <w:p>
+      <w:pPr>
+        <w:numPr>
+          <w:ilvl w:val="0"/>
+          <w:numId w:val="1000"/>
+        </w:numPr>
+      </w:pPr>
+      <w:r>
+        <w:t xml:space="preserve">then show that</w:t>
+      </w:r>
+      <w:r>
+        <w:t xml:space="preserve"> </w:t>
+      </w:r>
+      <m:oMath>
+        <m:acc>
+          <m:accPr>
+            <m:chr m:val="‾"/>
+          </m:accPr>
+          <m:e>
+            <m:r>
+              <m:t>δ</m:t>
+            </m:r>
+          </m:e>
+        </m:acc>
+        <m:r>
+          <m:rPr>
+            <m:sty m:val="p"/>
+          </m:rPr>
+          <m:t>=</m:t>
+        </m:r>
+        <m:acc>
+          <m:accPr>
+            <m:chr m:val="‾"/>
+          </m:accPr>
+          <m:e>
+            <m:r>
+              <m:t>y</m:t>
+            </m:r>
+          </m:e>
+        </m:acc>
+        <m:r>
+          <m:rPr>
+            <m:sty m:val="p"/>
+          </m:rPr>
+          <m:t>−</m:t>
+        </m:r>
+        <m:r>
+          <m:t>μ</m:t>
+        </m:r>
+      </m:oMath>
+      <w:r>
+        <w:t xml:space="preserve">.</w:t>
+      </w:r>
+      <w:r>
+        <w:t xml:space="preserve"> </w:t>
+      </w:r>
+      <w:r>
+        <w:t xml:space="preserve">Defining</w:t>
+      </w:r>
+      <w:r>
+        <w:t xml:space="preserve"> </w:t>
+      </w:r>
+      <m:oMath>
+        <m:acc>
+          <m:accPr>
+            <m:chr m:val="‾"/>
+          </m:accPr>
+          <m:e>
+            <m:r>
+              <m:t>δ</m:t>
+            </m:r>
+          </m:e>
+        </m:acc>
+      </m:oMath>
+      <w:r>
+        <w:t xml:space="preserve"> </w:t>
+      </w:r>
+      <w:r>
+        <w:t xml:space="preserve">as</w:t>
+      </w:r>
+      <w:r>
+        <w:t xml:space="preserve"> </w:t>
+      </w:r>
+      <m:oMath>
+        <m:acc>
+          <m:accPr>
+            <m:chr m:val="‾"/>
+          </m:accPr>
+          <m:e>
+            <m:r>
+              <m:t>y</m:t>
+            </m:r>
+          </m:e>
+        </m:acc>
+        <m:r>
+          <m:rPr>
+            <m:sty m:val="p"/>
+          </m:rPr>
+          <m:t>−</m:t>
+        </m:r>
+        <m:r>
+          <m:t>μ</m:t>
+        </m:r>
+      </m:oMath>
+      <w:r>
+        <w:t xml:space="preserve"> </w:t>
+      </w:r>
+      <w:r>
+        <w:t xml:space="preserve">states a result in place of the meaning,</w:t>
+      </w:r>
+      <w:r>
+        <w:t xml:space="preserve"> </w:t>
+      </w:r>
+      <w:r>
+        <w:t xml:space="preserve">and hides that the symbol is a mean of the deviations.</w:t>
       </w:r>
     </w:p>
     <w:p>
@@ -5524,7 +5845,7 @@
           <w:b/>
           <w:bCs/>
         </w:rPr>
-        <w:t xml:space="preserve">Say</w:t>
+        <w:t xml:space="preserve">Use</w:t>
       </w:r>
       <w:r>
         <w:rPr>
@@ -5538,53 +5859,87 @@
           <w:b/>
           <w:bCs/>
         </w:rPr>
-        <w:t xml:space="preserve">“fitted model”</w:t>
+        <w:t xml:space="preserve">“prediction rule”</w:t>
       </w:r>
       <w:r>
         <w:rPr>
           <w:b/>
           <w:bCs/>
         </w:rPr>
-        <w:t xml:space="preserve">, not</w:t>
+        <w:t xml:space="preserve"> </w:t>
       </w:r>
       <w:r>
         <w:rPr>
           <w:b/>
           <w:bCs/>
         </w:rPr>
-        <w:t xml:space="preserve"> </w:t>
-      </w:r>
-      <w:r>
-        <w:rPr>
-          <w:b/>
-          <w:bCs/>
-        </w:rPr>
+        <w:t xml:space="preserve">only for a fitted model in its role as a predictor:</w:t>
+      </w:r>
+      <w:r>
+        <w:t xml:space="preserve"> </w:t>
+      </w:r>
+      <w:r>
+        <w:t xml:space="preserve">Not every fitted model is used to predict outcomes,</w:t>
+      </w:r>
+      <w:r>
+        <w:t xml:space="preserve"> </w:t>
+      </w:r>
+      <w:r>
+        <w:t xml:space="preserve">so</w:t>
+      </w:r>
+      <w:r>
+        <w:t xml:space="preserve"> </w:t>
+      </w:r>
+      <w:r>
         <w:t xml:space="preserve">“prediction rule”</w:t>
       </w:r>
       <w:r>
-        <w:rPr>
-          <w:b/>
-          <w:bCs/>
-        </w:rPr>
-        <w:t xml:space="preserve">:</w:t>
-      </w:r>
-      <w:r>
-        <w:t xml:space="preserve"> </w:t>
-      </w:r>
-      <w:r>
-        <w:t xml:space="preserve">A fitted model that is used to predict outcomes is still a fitted model,</w:t>
-      </w:r>
-      <w:r>
-        <w:t xml:space="preserve"> </w:t>
-      </w:r>
-      <w:r>
-        <w:t xml:space="preserve">and a second name for one object makes readers wonder whether there are two objects,</w:t>
-      </w:r>
-      <w:r>
-        <w:t xml:space="preserve"> </w:t>
-      </w:r>
-      <w:r>
-        <w:t xml:space="preserve">so call it a fitted model every time.</w:t>
+        <w:t xml:space="preserve"> </w:t>
+      </w:r>
+      <w:r>
+        <w:t xml:space="preserve">is a narrower term, not another name for</w:t>
+      </w:r>
+      <w:r>
+        <w:t xml:space="preserve"> </w:t>
+      </w:r>
+      <w:r>
+        <w:t xml:space="preserve">“fitted model”</w:t>
+      </w:r>
+      <w:r>
+        <w:t xml:space="preserve">.</w:t>
+      </w:r>
+      <w:r>
+        <w:t xml:space="preserve"> </w:t>
+      </w:r>
+      <w:r>
+        <w:t xml:space="preserve">Define it in its own</w:t>
+      </w:r>
+      <w:r>
+        <w:t xml:space="preserve"> </w:t>
+      </w:r>
+      <w:r>
+        <w:rPr>
+          <w:rStyle w:val="VerbatimChar"/>
+        </w:rPr>
+        <w:t xml:space="preserve">#def-prediction-rule</w:t>
+      </w:r>
+      <w:r>
+        <w:t xml:space="preserve"> </w:t>
+      </w:r>
+      <w:r>
+        <w:t xml:space="preserve">div</w:t>
+      </w:r>
+      <w:r>
+        <w:t xml:space="preserve"> </w:t>
+      </w:r>
+      <w:r>
+        <w:t xml:space="preserve">as a fitted model that is used to predict outcomes at a new covariate value,</w:t>
+      </w:r>
+      <w:r>
+        <w:t xml:space="preserve"> </w:t>
+      </w:r>
+      <w:r>
+        <w:t xml:space="preserve">and link it to that definition at its first use.</w:t>
       </w:r>
       <w:r>
         <w:t xml:space="preserve"> </w:t>
@@ -5596,6 +5951,60 @@
         <w:t xml:space="preserve"> </w:t>
       </w:r>
       <w:r>
+        <w:t xml:space="preserve">“the fitted model”</w:t>
+      </w:r>
+      <w:r>
+        <w:t xml:space="preserve"> </w:t>
+      </w:r>
+      <w:r>
+        <w:t xml:space="preserve">for a sentence about the model itself,</w:t>
+      </w:r>
+      <w:r>
+        <w:t xml:space="preserve"> </w:t>
+      </w:r>
+      <w:r>
+        <w:t xml:space="preserve">such as its form, its coefficients or its fit to the training set.</w:t>
+      </w:r>
+      <w:r>
+        <w:t xml:space="preserve"> </w:t>
+      </w:r>
+      <w:r>
+        <w:t xml:space="preserve">Write</w:t>
+      </w:r>
+      <w:r>
+        <w:t xml:space="preserve"> </w:t>
+      </w:r>
+      <w:r>
+        <w:t xml:space="preserve">“the prediction rule”</w:t>
+      </w:r>
+      <w:r>
+        <w:t xml:space="preserve"> </w:t>
+      </w:r>
+      <w:r>
+        <w:t xml:space="preserve">only where the sentence needs the role of predicting a new outcome</w:t>
+      </w:r>
+      <w:r>
+        <w:t xml:space="preserve"> </w:t>
+      </w:r>
+      <w:r>
+        <w:t xml:space="preserve">to tell it from other uses of the fitted model.</w:t>
+      </w:r>
+      <w:r>
+        <w:t xml:space="preserve"> </w:t>
+      </w:r>
+      <w:r>
+        <w:t xml:space="preserve">The verb does not change the term:</w:t>
+      </w:r>
+      <w:r>
+        <w:t xml:space="preserve"> </w:t>
+      </w:r>
+      <w:r>
+        <w:t xml:space="preserve">keep writing</w:t>
+      </w:r>
+      <w:r>
+        <w:t xml:space="preserve"> </w:t>
+      </w:r>
+      <w:r>
         <w:t xml:space="preserve">“the fitted model predicts”</w:t>
       </w:r>
       <w:r>
@@ -5605,13 +6014,46 @@
         <w:t xml:space="preserve"> </w:t>
       </w:r>
       <w:r>
-        <w:t xml:space="preserve">and never</w:t>
-      </w:r>
-      <w:r>
-        <w:t xml:space="preserve"> </w:t>
-      </w:r>
-      <w:r>
-        <w:t xml:space="preserve">“the prediction rule predicts”</w:t>
+        <w:t xml:space="preserve">as the bullet above requires.</w:t>
+      </w:r>
+      <w:r>
+        <w:t xml:space="preserve"> </w:t>
+      </w:r>
+      <w:r>
+        <w:t xml:space="preserve">For example, write</w:t>
+      </w:r>
+      <w:r>
+        <w:t xml:space="preserve"> </w:t>
+      </w:r>
+      <w:r>
+        <w:t xml:space="preserve">“the fitted model has slope 2”</w:t>
+      </w:r>
+      <w:r>
+        <w:t xml:space="preserve"> </w:t>
+      </w:r>
+      <w:r>
+        <w:t xml:space="preserve">and</w:t>
+      </w:r>
+      <w:r>
+        <w:t xml:space="preserve"> </w:t>
+      </w:r>
+      <w:r>
+        <w:t xml:space="preserve">“a clinic uses the prediction rule for new patients”</w:t>
+      </w:r>
+      <w:r>
+        <w:t xml:space="preserve">,</w:t>
+      </w:r>
+      <w:r>
+        <w:t xml:space="preserve"> </w:t>
+      </w:r>
+      <w:r>
+        <w:t xml:space="preserve">and not</w:t>
+      </w:r>
+      <w:r>
+        <w:t xml:space="preserve"> </w:t>
+      </w:r>
+      <w:r>
+        <w:t xml:space="preserve">“the prediction rule has slope 2”</w:t>
       </w:r>
       <w:r>
         <w:t xml:space="preserve">.</w:t>
@@ -5620,7 +6062,7 @@
         <w:t xml:space="preserve"> </w:t>
       </w:r>
       <w:r>
-        <w:t xml:space="preserve">When a set of notes defines the fitted model,</w:t>
+        <w:t xml:space="preserve">If the notes once defined</w:t>
       </w:r>
       <w:r>
         <w:t xml:space="preserve"> </w:t>
@@ -5632,37 +6074,13 @@
         <w:t xml:space="preserve"> </w:t>
       </w:r>
       <w:r>
-        <w:t xml:space="preserve">belongs only in that definition, as an alias in bold and in the div title,</w:t>
-      </w:r>
-      <w:r>
-        <w:t xml:space="preserve"> </w:t>
-      </w:r>
-      <w:r>
-        <w:t xml:space="preserve">so that a reader who meets the alias elsewhere can find its meaning.</w:t>
-      </w:r>
-      <w:r>
-        <w:t xml:space="preserve"> </w:t>
-      </w:r>
-      <w:r>
-        <w:t xml:space="preserve">If the notes once defined</w:t>
-      </w:r>
-      <w:r>
-        <w:t xml:space="preserve"> </w:t>
-      </w:r>
-      <w:r>
-        <w:t xml:space="preserve">“prediction rule”</w:t>
-      </w:r>
-      <w:r>
-        <w:t xml:space="preserve"> </w:t>
-      </w:r>
-      <w:r>
-        <w:t xml:space="preserve">under its own anchor,</w:t>
-      </w:r>
-      <w:r>
-        <w:t xml:space="preserve"> </w:t>
-      </w:r>
-      <w:r>
-        <w:t xml:space="preserve">keep the old anchor as a span on the alias,</w:t>
+        <w:t xml:space="preserve">as a span inside the fitted model’s definition,</w:t>
+      </w:r>
+      <w:r>
+        <w:t xml:space="preserve"> </w:t>
+      </w:r>
+      <w:r>
+        <w:t xml:space="preserve">keep that anchor on the new div,</w:t>
       </w:r>
       <w:r>
         <w:t xml:space="preserve"> </w:t>
@@ -11386,7 +11804,7 @@
                   <m:nor/>
                   <m:sty m:val="p"/>
                 </m:rPr>
-                <m:t>(split the sum)</m:t>
+                <m:t>(distribute the sum over the terms)</m:t>
               </m:r>
             </m:e>
             <m:e>
